--- a/11_MLF02/MLF02 - Module 5 - Introduction to Scikit-Learn.docx
+++ b/11_MLF02/MLF02 - Module 5 - Introduction to Scikit-Learn.docx
@@ -48,6 +48,49 @@
       <w:r>
         <w:lastRenderedPageBreak/>
         <w:drawing>
+          <wp:inline distT="0" distB="0" distL="0" distR="0" wp14:anchorId="7D5CBB02" wp14:editId="697F2A65">
+            <wp:extent cx="3524742" cy="4344006"/>
+            <wp:effectExtent l="0" t="0" r="0" b="0"/>
+            <wp:docPr id="949805614" name="Picture 1"/>
+            <wp:cNvGraphicFramePr>
+              <a:graphicFrameLocks xmlns:a="http://schemas.openxmlformats.org/drawingml/2006/main" noChangeAspect="1"/>
+            </wp:cNvGraphicFramePr>
+            <a:graphic xmlns:a="http://schemas.openxmlformats.org/drawingml/2006/main">
+              <a:graphicData uri="http://schemas.openxmlformats.org/drawingml/2006/picture">
+                <pic:pic xmlns:pic="http://schemas.openxmlformats.org/drawingml/2006/picture">
+                  <pic:nvPicPr>
+                    <pic:cNvPr id="949805614" name=""/>
+                    <pic:cNvPicPr/>
+                  </pic:nvPicPr>
+                  <pic:blipFill>
+                    <a:blip r:embed="rId6"/>
+                    <a:stretch>
+                      <a:fillRect/>
+                    </a:stretch>
+                  </pic:blipFill>
+                  <pic:spPr>
+                    <a:xfrm>
+                      <a:off x="0" y="0"/>
+                      <a:ext cx="3524742" cy="4344006"/>
+                    </a:xfrm>
+                    <a:prstGeom prst="rect">
+                      <a:avLst/>
+                    </a:prstGeom>
+                  </pic:spPr>
+                </pic:pic>
+              </a:graphicData>
+            </a:graphic>
+          </wp:inline>
+        </w:drawing>
+      </w:r>
+    </w:p>
+    <w:p>
+      <w:r>
+        <w:rPr>
+          <w:noProof/>
+        </w:rPr>
+        <w:lastRenderedPageBreak/>
+        <w:drawing>
           <wp:inline distT="0" distB="0" distL="0" distR="0" wp14:anchorId="6E7753CB" wp14:editId="1A11CF1F">
             <wp:extent cx="8863330" cy="4948555"/>
             <wp:effectExtent l="0" t="0" r="0" b="4445"/>
@@ -63,7 +106,7 @@
                     <pic:cNvPicPr/>
                   </pic:nvPicPr>
                   <pic:blipFill>
-                    <a:blip r:embed="rId6"/>
+                    <a:blip r:embed="rId7"/>
                     <a:stretch>
                       <a:fillRect/>
                     </a:stretch>
@@ -86,6 +129,9 @@
     </w:p>
     <w:p>
       <w:r>
+        <w:rPr>
+          <w:noProof/>
+        </w:rPr>
         <w:lastRenderedPageBreak/>
         <w:drawing>
           <wp:inline distT="0" distB="0" distL="0" distR="0" wp14:anchorId="69305D44" wp14:editId="7F76E359">
@@ -103,7 +149,7 @@
                     <pic:cNvPicPr/>
                   </pic:nvPicPr>
                   <pic:blipFill>
-                    <a:blip r:embed="rId7"/>
+                    <a:blip r:embed="rId8"/>
                     <a:stretch>
                       <a:fillRect/>
                     </a:stretch>
@@ -131,6 +177,9 @@
     </w:p>
     <w:p>
       <w:r>
+        <w:rPr>
+          <w:noProof/>
+        </w:rPr>
         <w:lastRenderedPageBreak/>
         <w:drawing>
           <wp:inline distT="0" distB="0" distL="0" distR="0" wp14:anchorId="04305CC9" wp14:editId="1D9A003A">
@@ -148,7 +197,7 @@
                     <pic:cNvPicPr/>
                   </pic:nvPicPr>
                   <pic:blipFill>
-                    <a:blip r:embed="rId8"/>
+                    <a:blip r:embed="rId9"/>
                     <a:stretch>
                       <a:fillRect/>
                     </a:stretch>
@@ -171,6 +220,9 @@
     </w:p>
     <w:p>
       <w:r>
+        <w:rPr>
+          <w:noProof/>
+        </w:rPr>
         <w:lastRenderedPageBreak/>
         <w:drawing>
           <wp:inline distT="0" distB="0" distL="0" distR="0" wp14:anchorId="41E124DA" wp14:editId="1DF84369">
@@ -188,7 +240,7 @@
                     <pic:cNvPicPr/>
                   </pic:nvPicPr>
                   <pic:blipFill>
-                    <a:blip r:embed="rId9"/>
+                    <a:blip r:embed="rId10"/>
                     <a:stretch>
                       <a:fillRect/>
                     </a:stretch>
@@ -211,6 +263,9 @@
     </w:p>
     <w:p>
       <w:r>
+        <w:rPr>
+          <w:noProof/>
+        </w:rPr>
         <w:lastRenderedPageBreak/>
         <w:drawing>
           <wp:inline distT="0" distB="0" distL="0" distR="0" wp14:anchorId="340965CF" wp14:editId="67938C24">
@@ -228,7 +283,7 @@
                     <pic:cNvPicPr/>
                   </pic:nvPicPr>
                   <pic:blipFill>
-                    <a:blip r:embed="rId10"/>
+                    <a:blip r:embed="rId11"/>
                     <a:stretch>
                       <a:fillRect/>
                     </a:stretch>
